--- a/docs/DriX_Fuel_Efficiency_Report.docx
+++ b/docs/DriX_Fuel_Efficiency_Report.docx
@@ -375,7 +375,7 @@
                 <w:rFonts w:ascii="Arial" w:hAnsi="Arial"/>
                 <w:sz w:val="18"/>
               </w:rPr>
-              <w:t>15 August 2026  (model v2.8.0 — gauge-denominated reserve)</w:t>
+              <w:t>18 August 2026  (model v2.8.0 — gauge-denominated reserve)</w:t>
             </w:r>
           </w:p>
         </w:tc>
